--- a/klagomål/A 63897-2025 FSC-klagomål.docx
+++ b/klagomål/A 63897-2025 FSC-klagomål.docx
@@ -961,7 +961,7 @@
     <w:r>
       <w:tab/>
       <w:tab/>
-      <w:t>2026-01-07</w:t>
+      <w:t>2026-01-08</w:t>
       <w:br/>
       <w:br/>
     </w:r>

--- a/klagomål/A 63897-2025 FSC-klagomål.docx
+++ b/klagomål/A 63897-2025 FSC-klagomål.docx
@@ -961,7 +961,7 @@
     <w:r>
       <w:tab/>
       <w:tab/>
-      <w:t>2026-01-08</w:t>
+      <w:t>2026-01-09</w:t>
       <w:br/>
       <w:br/>
     </w:r>

--- a/klagomål/A 63897-2025 FSC-klagomål.docx
+++ b/klagomål/A 63897-2025 FSC-klagomål.docx
@@ -168,7 +168,7 @@
     </w:p>
     <w:p>
       <w:r>
-        <w:t>Detta dokument behandlar höga naturvärden i avverkningsanmälan A 63897-2025 i Hedemora kommun. Denna avverkningsanmälan inkom 2025-12-29 15:37:45 och omfattar 7,1 ha.</w:t>
+        <w:t>Detta dokument behandlar höga naturvärden i avverkningsanmälan A 63897-2025 i Hedemora kommun. Denna avverkningsanmälan inkom 2025-12-29 00:00:00 och omfattar 7,1 ha.</w:t>
       </w:r>
     </w:p>
     <w:p>
@@ -961,7 +961,7 @@
     <w:r>
       <w:tab/>
       <w:tab/>
-      <w:t>2026-01-09</w:t>
+      <w:t>2026-01-10</w:t>
       <w:br/>
       <w:br/>
     </w:r>

--- a/klagomål/A 63897-2025 FSC-klagomål.docx
+++ b/klagomål/A 63897-2025 FSC-klagomål.docx
@@ -961,7 +961,7 @@
     <w:r>
       <w:tab/>
       <w:tab/>
-      <w:t>2026-01-10</w:t>
+      <w:t>2026-01-11</w:t>
       <w:br/>
       <w:br/>
     </w:r>

--- a/klagomål/A 63897-2025 FSC-klagomål.docx
+++ b/klagomål/A 63897-2025 FSC-klagomål.docx
@@ -961,7 +961,7 @@
     <w:r>
       <w:tab/>
       <w:tab/>
-      <w:t>2026-01-11</w:t>
+      <w:t>2026-01-12</w:t>
       <w:br/>
       <w:br/>
     </w:r>

--- a/klagomål/A 63897-2025 FSC-klagomål.docx
+++ b/klagomål/A 63897-2025 FSC-klagomål.docx
@@ -961,7 +961,7 @@
     <w:r>
       <w:tab/>
       <w:tab/>
-      <w:t>2026-01-12</w:t>
+      <w:t>2026-01-13</w:t>
       <w:br/>
       <w:br/>
     </w:r>
